--- a/MessagingApp.docx
+++ b/MessagingApp.docx
@@ -838,6 +838,9 @@
       <w:r>
         <w:t xml:space="preserve"> The server and clients send each other this packet in all the cases where a string message should be transferred. After the transfer, the receiver side reads the packet, receives the data and check for errors.</w:t>
       </w:r>
+      <w:r>
+        <w:t xml:space="preserve"> Every side has the same function to calculate checksum errors, so when a side receive a message, first it reads the data then it calculated its own checksum value depending on the read data. Then it compares the received and calculated checksum values. If they are different, the receiver side ignores the data.</w:t>
+      </w:r>
     </w:p>
     <w:p>
       <w:pPr>
@@ -1120,13 +1123,10 @@
     </w:p>
     <w:p>
       <w:r>
-        <w:t>In addition to the packet sending, server and clients also communicate via sending a single byte signal. This communication is needed for both sides to identify whether they should move forward or stay. For example, when a client is being register, it should input a valid username which is not duplicated. So, client side should know whether the entered username is valid or not. The server side accomplishes this via sending a single byte validation signal. In this application, if an action has the opportunity to be made</w:t>
-      </w:r>
-      <w:r>
-        <w:t xml:space="preserve"> successfully</w:t>
-      </w:r>
-      <w:r>
-        <w:t>, the sender side sends ‘1’ signal. Otherwise, the sender always sends ‘0’ signal.</w:t>
+        <w:t xml:space="preserve">In addition to the packet sending, server and clients also communicate via sending a single byte signal. This communication is needed for both sides to identify whether they should move forward or stay. For example, when a client is being register, it should input a valid username which is not duplicated. So, client side should know whether the entered username is valid or not. The server side accomplishes this via sending a single byte validation signal. In this application, </w:t>
+      </w:r>
+      <w:r>
+        <w:t>when a side should get the data for knowing whether to continue or not, the other side sends a signal to other side to achieve that goal.</w:t>
       </w:r>
     </w:p>
     <w:p>
@@ -1288,7 +1288,11 @@
           </w:tcPr>
           <w:p>
             <w:r>
-              <w:t>This state includes the point where the menu is displayed to the client and client enters an action input. If the input is successful, the state changes according to the input.</w:t>
+              <w:t xml:space="preserve">This state includes the point where the menu is displayed to the client and client enters an action input. If the input is </w:t>
+            </w:r>
+            <w:r>
+              <w:lastRenderedPageBreak/>
+              <w:t>successful, the state changes according to the input.</w:t>
             </w:r>
           </w:p>
         </w:tc>
@@ -1539,7 +1543,16 @@
         <w:t xml:space="preserve">1.3 </w:t>
       </w:r>
       <w:r>
-        <w:t xml:space="preserve">Registration - Joining the Server </w:t>
+        <w:t xml:space="preserve">Connection - </w:t>
+      </w:r>
+      <w:r>
+        <w:t>Registration</w:t>
+      </w:r>
+      <w:r>
+        <w:t xml:space="preserve"> </w:t>
+      </w:r>
+      <w:r>
+        <w:t xml:space="preserve">- Joining the Server </w:t>
       </w:r>
       <w:r>
         <w:t>Process</w:t>
@@ -1554,6 +1567,71 @@
       </w:r>
       <w:r>
         <w:t xml:space="preserve">First the client program asks </w:t>
+      </w:r>
+      <w:r>
+        <w:t>to enter a username. If the username is not empty, the client sends this username as a “</w:t>
+      </w:r>
+      <w:proofErr w:type="spellStart"/>
+      <w:r>
+        <w:t>MessageFormat</w:t>
+      </w:r>
+      <w:proofErr w:type="spellEnd"/>
+      <w:r>
+        <w:t xml:space="preserve">” packet (mentioned in the </w:t>
+      </w:r>
+      <w:r>
+        <w:fldChar w:fldCharType="begin"/>
+      </w:r>
+      <w:r>
+        <w:instrText xml:space="preserve"> REF _Ref206749883 \h </w:instrText>
+      </w:r>
+      <w:r>
+        <w:fldChar w:fldCharType="separate"/>
+      </w:r>
+      <w:r>
+        <w:t xml:space="preserve">Table </w:t>
+      </w:r>
+      <w:r>
+        <w:rPr>
+          <w:noProof/>
+        </w:rPr>
+        <w:t>3</w:t>
+      </w:r>
+      <w:r>
+        <w:t xml:space="preserve"> </w:t>
+      </w:r>
+      <w:proofErr w:type="spellStart"/>
+      <w:r>
+        <w:t>MessageFormat</w:t>
+      </w:r>
+      <w:proofErr w:type="spellEnd"/>
+      <w:r>
+        <w:t xml:space="preserve"> Structure</w:t>
+      </w:r>
+      <w:r>
+        <w:fldChar w:fldCharType="end"/>
+      </w:r>
+      <w:r>
+        <w:t>) to the server. Then the server, checks if this username is duplicated or not via “</w:t>
+      </w:r>
+      <w:proofErr w:type="spellStart"/>
+      <w:r>
+        <w:t>isDuplicated</w:t>
+      </w:r>
+      <w:proofErr w:type="spellEnd"/>
+      <w:r>
+        <w:t xml:space="preserve">” method. If duplicated the server sends “1” signal to client </w:t>
+      </w:r>
+      <w:r>
+        <w:t xml:space="preserve">to aware that username is not valid. When the client side </w:t>
+      </w:r>
+      <w:proofErr w:type="spellStart"/>
+      <w:r>
+        <w:t>awared</w:t>
+      </w:r>
+      <w:proofErr w:type="spellEnd"/>
+      <w:r>
+        <w:t xml:space="preserve">, it displays an error message and asks user for username again. This process repeats until the server sends 0 signal </w:t>
       </w:r>
     </w:p>
     <w:sectPr>
